--- a/content/Bios/Irv_Brown.docx
+++ b/content/Bios/Irv_Brown.docx
@@ -1,306 +1,8 @@
 
 <file path=word/document.xml><?xml version="1.0" encoding="utf-8"?>
-<w:document xmlns:w14="http://schemas.microsoft.com/office/word/2010/wordml" xmlns:wp14="http://schemas.microsoft.com/office/word/2010/wordprocessingDrawing" xmlns:w="http://schemas.openxmlformats.org/wordprocessingml/2006/main" xmlns:m="http://schemas.openxmlformats.org/officeDocument/2006/math" xmlns:r="http://schemas.openxmlformats.org/officeDocument/2006/relationships" xmlns:o="urn:schemas-microsoft-com:office:office" xmlns:v="urn:schemas-microsoft-com:vml" xmlns:w10="urn:schemas-microsoft-com:office:word" xmlns:a="http://schemas.openxmlformats.org/drawingml/2006/main" xmlns:pic="http://schemas.openxmlformats.org/drawingml/2006/picture" xmlns:wp="http://schemas.openxmlformats.org/drawingml/2006/wordprocessingDrawing" xmlns:mc="http://schemas.openxmlformats.org/markup-compatibility/2006" mc:Ignorable="w14 wp14">
+<w:document xmlns:ns1="http://schemas.openxmlformats.org/markup-compatibility/2006" xmlns:ns2="http://schemas.microsoft.com/office/word/2010/wordml" xmlns:w="http://schemas.openxmlformats.org/wordprocessingml/2006/main" ns1:Ignorable="w14 wp14">
   <w:body>
-    <w:p xmlns:wp14="http://schemas.microsoft.com/office/word/2010/wordml" wp14:textId="77777777">
-      <w:pPr>
-        <w:pStyle w:val="FirstParagraph"/>
-      </w:pPr>
-      <w:r>
-        <w:rPr/>
-        <w:t>2009 Hall of Fame Inductee Irv Brown – Broomfield</w:t>
-      </w:r>
-      <w:r>
-        <w:rPr/>
-        <w:t xml:space="preserve"> </w:t>
-      </w:r>
-      <w:r>
-        <w:rPr/>
-        <w:t>There</w:t>
-      </w:r>
-      <w:r>
-        <w:rPr/>
-        <w:t xml:space="preserve"> are few people in Colorado sports like Irv Brown. A former high school and college coach</w:t>
-      </w:r>
-      <w:r>
-        <w:rPr/>
-        <w:t xml:space="preserve"> </w:t>
-      </w:r>
-      <w:r>
-        <w:rPr/>
-        <w:t xml:space="preserve">and official turned radio and television broadcaster, Irv has </w:t>
-      </w:r>
-      <w:r>
-        <w:rPr/>
-        <w:t>established</w:t>
-      </w:r>
-      <w:r>
-        <w:rPr/>
-        <w:t xml:space="preserve"> himself among the most</w:t>
-      </w:r>
-      <w:r>
-        <w:rPr/>
-        <w:t xml:space="preserve"> </w:t>
-      </w:r>
-      <w:r>
-        <w:rPr/>
-        <w:t>knowledgeable people in Colorado sports history. He and wife Pat live in Broomfield.</w:t>
-      </w:r>
-      <w:r>
-        <w:rPr/>
-        <w:t xml:space="preserve"> </w:t>
-      </w:r>
-      <w:r>
-        <w:rPr/>
-        <w:t>Irv is a graduate of Denver’s North High School and the University of Northern Colorado. He</w:t>
-      </w:r>
-      <w:r>
-        <w:rPr/>
-        <w:t xml:space="preserve"> </w:t>
-      </w:r>
-      <w:r>
-        <w:rPr/>
-        <w:t>coached for 25 years at the high school level and at Metropolitan State College and the</w:t>
-      </w:r>
-      <w:r>
-        <w:rPr/>
-        <w:t xml:space="preserve"> </w:t>
-      </w:r>
-      <w:r>
-        <w:rPr/>
-        <w:t>University of Colorado. He has served as Commissioner of the former Colorado Athletic</w:t>
-      </w:r>
-      <w:r>
-        <w:rPr/>
-        <w:t xml:space="preserve"> </w:t>
-      </w:r>
-      <w:r>
-        <w:rPr/>
-        <w:t>Conference and as supervisor of officials for three collegiate conferences.</w:t>
-      </w:r>
-      <w:r>
-        <w:rPr/>
-        <w:t xml:space="preserve"> </w:t>
-      </w:r>
-      <w:r>
-        <w:rPr/>
-        <w:t>Throughout his career, however, Irv never forgot his high school sports roots and has given</w:t>
-      </w:r>
-      <w:r>
-        <w:rPr/>
-        <w:t xml:space="preserve"> </w:t>
-      </w:r>
-      <w:r>
-        <w:rPr/>
-        <w:t>much of his personal and professional time to promote prep athletics.</w:t>
-      </w:r>
-      <w:r>
-        <w:rPr/>
-        <w:t xml:space="preserve"> </w:t>
-      </w:r>
-      <w:r>
-        <w:rPr/>
-        <w:t>While coaching three sports at Arvada High School, Irv’s 1964 baseball team won the state title,</w:t>
-      </w:r>
-      <w:r>
-        <w:rPr/>
-        <w:t xml:space="preserve"> </w:t>
-      </w:r>
-      <w:r>
-        <w:rPr/>
-        <w:t>losing only seven games all year. He was inducted into the Colorado Sports Hall of Fame in 2001</w:t>
-      </w:r>
-      <w:r>
-        <w:rPr/>
-        <w:t xml:space="preserve"> </w:t>
-      </w:r>
-      <w:r>
-        <w:rPr/>
-        <w:t xml:space="preserve">and was listed 39th among Sports </w:t>
-      </w:r>
-      <w:r>
-        <w:rPr/>
-        <w:t>Illustrated’s</w:t>
-      </w:r>
-      <w:r>
-        <w:rPr/>
-        <w:t xml:space="preserve"> list of Colorado’s 50 Greatest Sports Figures for</w:t>
-      </w:r>
-      <w:r>
-        <w:rPr/>
-        <w:t xml:space="preserve"> </w:t>
-      </w:r>
-      <w:r>
-        <w:rPr/>
-        <w:t>his officiating.</w:t>
-      </w:r>
-      <w:r>
-        <w:rPr/>
-        <w:t xml:space="preserve"> </w:t>
-      </w:r>
-      <w:r>
-        <w:rPr/>
-        <w:t>Perhaps more</w:t>
-      </w:r>
-      <w:r>
-        <w:rPr/>
-        <w:t xml:space="preserve"> well-known now for his work on radio and television, Irv was one of the nation’s</w:t>
-      </w:r>
-      <w:r>
-        <w:rPr/>
-        <w:t xml:space="preserve"> </w:t>
-      </w:r>
-      <w:r>
-        <w:rPr/>
-        <w:t xml:space="preserve">premier basketball officials, having </w:t>
-      </w:r>
-      <w:r>
-        <w:rPr/>
-        <w:t>worked</w:t>
-      </w:r>
-      <w:r>
-        <w:rPr/>
-        <w:t xml:space="preserve"> six Final Fours. Just a few years back, he was</w:t>
-      </w:r>
-      <w:r>
-        <w:rPr/>
-        <w:t xml:space="preserve"> </w:t>
-      </w:r>
-      <w:r>
-        <w:rPr/>
-        <w:t>recognized as one of the 20 most influential officials in the country. In 1995, Irv received the</w:t>
-      </w:r>
-      <w:r>
-        <w:rPr/>
-        <w:t xml:space="preserve"> </w:t>
-      </w:r>
-      <w:r>
-        <w:rPr/>
-        <w:t>CHSAA’s Distinguished Service Award for promotion of high school sports.</w:t>
-      </w:r>
-      <w:r>
-        <w:rPr/>
-        <w:t xml:space="preserve"> </w:t>
-      </w:r>
-      <w:r>
-        <w:rPr/>
-        <w:t>Irv now hosts a talk show with long-time partner Joe Williams on KKFN Radio (950 AM) from 2-</w:t>
-      </w:r>
-      <w:r>
-        <w:rPr/>
-        <w:t xml:space="preserve"> </w:t>
-      </w:r>
-      <w:r>
-        <w:rPr/>
-        <w:t xml:space="preserve">6 each day. He has worked as a youth baseball </w:t>
-      </w:r>
-      <w:r>
-        <w:rPr/>
-        <w:t>consultant</w:t>
-      </w:r>
-      <w:r>
-        <w:rPr/>
-        <w:t xml:space="preserve"> Denver’s professional sports teams</w:t>
-      </w:r>
-      <w:r>
-        <w:rPr/>
-        <w:t xml:space="preserve"> </w:t>
-      </w:r>
-      <w:r>
-        <w:rPr/>
-        <w:t>conducting clinics across the state. Irv continues to broadcast games in a variety of sports for</w:t>
-      </w:r>
-      <w:r>
-        <w:rPr/>
-        <w:t xml:space="preserve"> </w:t>
-      </w:r>
-      <w:r>
-        <w:rPr/>
-        <w:t xml:space="preserve">several networks and on local cable. He </w:t>
-      </w:r>
-      <w:r>
-        <w:rPr/>
-        <w:t>remains</w:t>
-      </w:r>
-      <w:r>
-        <w:rPr/>
-        <w:t xml:space="preserve"> one of the most productive mentors of</w:t>
-      </w:r>
-      <w:r>
-        <w:rPr/>
-        <w:t xml:space="preserve"> </w:t>
-      </w:r>
-      <w:r>
-        <w:rPr/>
-        <w:t xml:space="preserve">broadcast talent in the state. He is a member of the Air Force Academy football broadcast </w:t>
-      </w:r>
-      <w:r>
-        <w:rPr/>
-        <w:t>teams</w:t>
-      </w:r>
-      <w:r>
-        <w:rPr/>
-        <w:t>.</w:t>
-      </w:r>
-      <w:r>
-        <w:rPr/>
-        <w:t xml:space="preserve"> </w:t>
-      </w:r>
-      <w:r>
-        <w:rPr/>
-        <w:t>The Colorado Rockies gave him their Pioneer Award for his work, and he broadcast the first</w:t>
-      </w:r>
-      <w:r>
-        <w:rPr/>
-        <w:t xml:space="preserve"> </w:t>
-      </w:r>
-      <w:r>
-        <w:rPr/>
-        <w:t xml:space="preserve">taped ESPN event and the first ESPN live event in ESPN history. Both events </w:t>
-      </w:r>
-      <w:r>
-        <w:rPr/>
-        <w:t>were</w:t>
-      </w:r>
-      <w:r>
-        <w:rPr/>
-        <w:t xml:space="preserve"> football</w:t>
-      </w:r>
-      <w:r>
-        <w:rPr/>
-        <w:t xml:space="preserve"> </w:t>
-      </w:r>
-      <w:r>
-        <w:rPr/>
-        <w:t>games as ESPN first began.</w:t>
-      </w:r>
-    </w:p>
-    <w:p>
-      <w:pPr>
-        <w:pStyle w:val="BodyText"/>
-      </w:pPr>
-    </w:p>
-    <w:p>
-      <w:pPr>
-        <w:pStyle w:val="Heading2"/>
-        <w:spacing w:before="261" w:beforeAutospacing="off" w:after="261" w:afterAutospacing="off" w:line="300" w:lineRule="auto"/>
-      </w:pPr>
-      <w:r>
-        <w:rPr>
-          <w:rFonts w:ascii="Segoe UI" w:hAnsi="Segoe UI" w:eastAsia="Segoe UI" w:cs="Segoe UI"/>
-          <w:b w:val="1"/>
-          <w:bCs w:val="1"/>
-          <w:i w:val="0"/>
-          <w:iCs w:val="0"/>
-          <w:noProof w:val="0"/>
-          <w:sz w:val="31"/>
-          <w:szCs w:val="31"/>
-          <w:lang w:val="en-US"/>
-        </w:rPr>
-        <w:t>Revised Biography: Irv Brown</w:t>
-      </w:r>
-    </w:p>
-    <w:p>
+    <w:p ns2:paraId="0DDE10CE" ns2:textId="2ABD281D">
       <w:pPr>
         <w:spacing w:before="210" w:beforeAutospacing="off" w:after="210" w:afterAutospacing="off" w:line="300" w:lineRule="auto"/>
       </w:pPr>
@@ -319,7 +21,7 @@
         <w:t>2009 Hall of Fame Inductee – Broomfield</w:t>
       </w:r>
     </w:p>
-    <w:p w14:noSpellErr="1">
+    <w:p ns2:paraId="24691912" ns2:noSpellErr="1" ns2:textId="2950CC1B">
       <w:pPr>
         <w:spacing w:before="210" w:beforeAutospacing="off" w:after="210" w:afterAutospacing="off" w:line="300" w:lineRule="auto"/>
       </w:pPr>
@@ -394,7 +96,7 @@
         <w:t>.</w:t>
       </w:r>
     </w:p>
-    <w:p w14:noSpellErr="1">
+    <w:p ns2:paraId="023E7CE3" ns2:noSpellErr="1" ns2:textId="0F42F294">
       <w:pPr>
         <w:spacing w:before="210" w:beforeAutospacing="off" w:after="210" w:afterAutospacing="off" w:line="300" w:lineRule="auto"/>
       </w:pPr>
@@ -553,7 +255,7 @@
         <w:t xml:space="preserve"> and as Supervisor of Officials for three collegiate conferences.</w:t>
       </w:r>
     </w:p>
-    <w:p w14:noSpellErr="1">
+    <w:p ns2:paraId="2E007C18" ns2:noSpellErr="1" ns2:textId="5DD57CDB">
       <w:pPr>
         <w:spacing w:before="210" w:beforeAutospacing="off" w:after="210" w:afterAutospacing="off" w:line="300" w:lineRule="auto"/>
       </w:pPr>
@@ -684,7 +386,7 @@
         <w:t xml:space="preserve"> for his officiating achievements.</w:t>
       </w:r>
     </w:p>
-    <w:p w14:noSpellErr="1">
+    <w:p ns2:paraId="74E59E66" ns2:noSpellErr="1" ns2:textId="5AE15315">
       <w:pPr>
         <w:spacing w:before="210" w:beforeAutospacing="off" w:after="210" w:afterAutospacing="off" w:line="300" w:lineRule="auto"/>
       </w:pPr>
@@ -787,7 +489,7 @@
         <w:t xml:space="preserve"> for his outstanding promotion of high school sports.</w:t>
       </w:r>
     </w:p>
-    <w:p w14:noSpellErr="1">
+    <w:p ns2:paraId="674616FE" ns2:noSpellErr="1" ns2:textId="2AFD82E4">
       <w:pPr>
         <w:spacing w:before="210" w:beforeAutospacing="off" w:after="210" w:afterAutospacing="off" w:line="300" w:lineRule="auto"/>
       </w:pPr>
@@ -862,7 +564,7 @@
         <w:t xml:space="preserve"> (950 AM) from 2–6 p.m. daily. He also served as a youth baseball consultant for several of Denver’s professional sports organizations, conducting clinics statewide. Irv continued to broadcast games across multiple sports for various networks and local cable stations, and he played a key role in mentoring the next generation of sports media talent.</w:t>
       </w:r>
     </w:p>
-    <w:p w14:noSpellErr="1">
+    <w:p ns2:paraId="3DDA4A7E" ns2:noSpellErr="1" ns2:textId="11FBACAF">
       <w:pPr>
         <w:spacing w:before="210" w:beforeAutospacing="off" w:after="210" w:afterAutospacing="off" w:line="300" w:lineRule="auto"/>
       </w:pPr>
@@ -1021,7 +723,7 @@
         <w:t xml:space="preserve"> in the network’s history—both football games during ESPN’s earliest days.</w:t>
       </w:r>
     </w:p>
-    <w:p w14:noSpellErr="1">
+    <w:p ns2:paraId="1F0192DB" ns2:textId="0DFA9EF8" ns2:noSpellErr="1">
       <w:pPr>
         <w:spacing w:before="210" w:beforeAutospacing="off" w:after="210" w:afterAutospacing="off" w:line="300" w:lineRule="auto"/>
         <w:rPr>
@@ -1051,7 +753,7 @@
         <w:t>Irv Brown’s impact on officiating, coaching, broadcasting, and sports leadership in Colorado is unmatched. His work shaped athletics at every level, and his influence continues to be felt statewide.</w:t>
       </w:r>
     </w:p>
-    <w:p>
+    <w:p ns2:paraId="37DD06B0" ns2:textId="5B3E39AD">
       <w:pPr>
         <w:pStyle w:val="BodyText"/>
       </w:pPr>
